--- a/docs/ROADMAP.docx
+++ b/docs/ROADMAP.docx
@@ -975,7 +975,7 @@
           <w:color w:val="131B1E"/>
           <w:sz w:val="21"/>
         </w:rPr>
-        <w:t>These four cannot be done by anyone but the account owner. Each is minutes of work, and everything in the next section waits on them.</w:t>
+        <w:t>These cannot be done by anyone but the account owner. Each is minutes of work, and everything in the next section waits on them.</w:t>
       </w:r>
     </w:p>
     <w:tbl>
@@ -1068,6 +1068,79 @@
                 <w:color w:val="131B1E"/>
                 <w:sz w:val="18"/>
               </w:rPr>
+              <w:t>B0</w:t>
+            </w:r>
+          </w:p>
+        </w:tc>
+        <w:tc>
+          <w:tcPr>
+            <w:tcW w:type="dxa" w:w="3120"/>
+          </w:tcPr>
+          <w:p>
+            <w:pPr>
+              <w:spacing w:after="40" w:line="264" w:lineRule="auto"/>
+            </w:pPr>
+            <w:r>
+              <w:rPr>
+                <w:rFonts w:ascii="Georgia" w:hAnsi="Georgia"/>
+                <w:color w:val="131B1E"/>
+                <w:sz w:val="18"/>
+              </w:rPr>
+              <w:t xml:space="preserve">Configure an </w:t>
+            </w:r>
+            <w:r>
+              <w:rPr>
+                <w:rFonts w:ascii="Georgia" w:hAnsi="Georgia"/>
+                <w:b/>
+                <w:color w:val="131B1E"/>
+                <w:sz w:val="18"/>
+              </w:rPr>
+              <w:t>admin</w:t>
+            </w:r>
+            <w:r>
+              <w:rPr>
+                <w:rFonts w:ascii="Georgia" w:hAnsi="Georgia"/>
+                <w:color w:val="131B1E"/>
+                <w:sz w:val="18"/>
+              </w:rPr>
+              <w:t xml:space="preserve"> AWS profile</w:t>
+            </w:r>
+          </w:p>
+        </w:tc>
+        <w:tc>
+          <w:tcPr>
+            <w:tcW w:type="dxa" w:w="3120"/>
+          </w:tcPr>
+          <w:p>
+            <w:pPr>
+              <w:spacing w:after="40" w:line="264" w:lineRule="auto"/>
+            </w:pPr>
+            <w:r>
+              <w:rPr>
+                <w:rFonts w:ascii="Georgia" w:hAnsi="Georgia"/>
+                <w:color w:val="131B1E"/>
+                <w:sz w:val="18"/>
+              </w:rPr>
+              <w:t>The AWS CLI is installed; what is missing is an identity that can manage IAM</w:t>
+            </w:r>
+          </w:p>
+        </w:tc>
+      </w:tr>
+      <w:tr>
+        <w:tc>
+          <w:tcPr>
+            <w:tcW w:type="dxa" w:w="3120"/>
+          </w:tcPr>
+          <w:p>
+            <w:pPr>
+              <w:spacing w:after="40" w:line="264" w:lineRule="auto"/>
+            </w:pPr>
+            <w:r>
+              <w:rPr>
+                <w:rFonts w:ascii="Georgia" w:hAnsi="Georgia"/>
+                <w:color w:val="131B1E"/>
+                <w:sz w:val="18"/>
+              </w:rPr>
               <w:t>B1</w:t>
             </w:r>
           </w:p>
@@ -1104,7 +1177,7 @@
                 <w:color w:val="131B1E"/>
                 <w:sz w:val="18"/>
               </w:rPr>
-              <w:t>No passwordless sudo here. Turn off Docker Desktop's WSL integration first</w:t>
+              <w:t>No passwordless sudo here</w:t>
             </w:r>
           </w:p>
         </w:tc>
@@ -1142,7 +1215,7 @@
                 <w:color w:val="0E5D6E"/>
                 <w:sz w:val="16"/>
               </w:rPr>
-              <w:t>REPO=sarthak13gupta/epex-price-forecaster ./infra/iam/apply-github-oidc.sh</w:t>
+              <w:t>./infra/iam/apply-github-oidc.sh</w:t>
             </w:r>
           </w:p>
         </w:tc>
@@ -1160,23 +1233,7 @@
                 <w:color w:val="131B1E"/>
                 <w:sz w:val="18"/>
               </w:rPr>
-              <w:t xml:space="preserve">Creates an IAM role and OIDC provider. Your pipeline user is S3-scoped and gets </w:t>
-            </w:r>
-            <w:r>
-              <w:rPr>
-                <w:rFonts w:ascii="Consolas" w:hAnsi="Consolas"/>
-                <w:color w:val="0E5D6E"/>
-                <w:sz w:val="16"/>
-              </w:rPr>
-              <w:t>AccessDenied</w:t>
-            </w:r>
-            <w:r>
-              <w:rPr>
-                <w:rFonts w:ascii="Georgia" w:hAnsi="Georgia"/>
-                <w:color w:val="131B1E"/>
-                <w:sz w:val="18"/>
-              </w:rPr>
-              <w:t xml:space="preserve"> on all IAM calls — this needs your admin identity</w:t>
+              <w:t>Creates an IAM role and OIDC provider</w:t>
             </w:r>
           </w:p>
         </w:tc>
@@ -1214,47 +1271,7 @@
                 <w:color w:val="131B1E"/>
                 <w:sz w:val="18"/>
               </w:rPr>
-              <w:t xml:space="preserve">Set repo variables </w:t>
-            </w:r>
-            <w:r>
-              <w:rPr>
-                <w:rFonts w:ascii="Consolas" w:hAnsi="Consolas"/>
-                <w:color w:val="0E5D6E"/>
-                <w:sz w:val="16"/>
-              </w:rPr>
-              <w:t>AWS_ROLE_ARN</w:t>
-            </w:r>
-            <w:r>
-              <w:rPr>
-                <w:rFonts w:ascii="Georgia" w:hAnsi="Georgia"/>
-                <w:color w:val="131B1E"/>
-                <w:sz w:val="18"/>
-              </w:rPr>
-              <w:t xml:space="preserve">, </w:t>
-            </w:r>
-            <w:r>
-              <w:rPr>
-                <w:rFonts w:ascii="Consolas" w:hAnsi="Consolas"/>
-                <w:color w:val="0E5D6E"/>
-                <w:sz w:val="16"/>
-              </w:rPr>
-              <w:t>AWS_REGION</w:t>
-            </w:r>
-            <w:r>
-              <w:rPr>
-                <w:rFonts w:ascii="Georgia" w:hAnsi="Georgia"/>
-                <w:color w:val="131B1E"/>
-                <w:sz w:val="18"/>
-              </w:rPr>
-              <w:t xml:space="preserve">, </w:t>
-            </w:r>
-            <w:r>
-              <w:rPr>
-                <w:rFonts w:ascii="Consolas" w:hAnsi="Consolas"/>
-                <w:color w:val="0E5D6E"/>
-                <w:sz w:val="16"/>
-              </w:rPr>
-              <w:t>ECR_REPOSITORY</w:t>
+              <w:t>Set three repository variables</w:t>
             </w:r>
           </w:p>
         </w:tc>
@@ -1272,7 +1289,7 @@
                 <w:color w:val="131B1E"/>
                 <w:sz w:val="18"/>
               </w:rPr>
-              <w:t>Repository settings. B2 prints the exact values</w:t>
+              <w:t>Repository settings; B2 prints the values</w:t>
             </w:r>
           </w:p>
         </w:tc>
@@ -1328,7 +1345,7 @@
                 <w:color w:val="131B1E"/>
                 <w:sz w:val="18"/>
               </w:rPr>
-              <w:t>Same reason as B2: creating the EC2 instance role is a deliberate admin action</w:t>
+              <w:t>Creates the EC2 instance role</w:t>
             </w:r>
           </w:p>
         </w:tc>
@@ -1349,7 +1366,1118 @@
           <w:color w:val="131B1E"/>
           <w:sz w:val="21"/>
         </w:rPr>
-        <w:t>B1 is independent. B2 → B3 → the publish workflow → B4 → deployment is a chain.</w:t>
+        <w:t xml:space="preserve">B1 is independent and can be done any time. The rest is a chain: </w:t>
+      </w:r>
+      <w:r>
+        <w:rPr>
+          <w:rFonts w:ascii="Georgia" w:hAnsi="Georgia"/>
+          <w:b/>
+          <w:color w:val="131B1E"/>
+          <w:sz w:val="21"/>
+        </w:rPr>
+        <w:t>B0 → B2 → B3 → publish → B4 → deploy.</w:t>
+      </w:r>
+    </w:p>
+    <w:p>
+      <w:pPr>
+        <w:keepNext/>
+        <w:spacing w:before="400" w:after="120"/>
+      </w:pPr>
+      <w:r>
+        <w:rPr>
+          <w:rFonts w:ascii="Segoe UI" w:hAnsi="Segoe UI"/>
+          <w:b/>
+          <w:color w:val="131B1E"/>
+          <w:sz w:val="25"/>
+        </w:rPr>
+        <w:t>B0. An admin AWS profile</w:t>
+      </w:r>
+    </w:p>
+    <w:p>
+      <w:pPr>
+        <w:spacing w:after="180" w:line="300" w:lineRule="auto"/>
+      </w:pPr>
+      <w:r>
+        <w:rPr>
+          <w:rFonts w:ascii="Georgia" w:hAnsi="Georgia"/>
+          <w:color w:val="131B1E"/>
+          <w:sz w:val="21"/>
+        </w:rPr>
+        <w:t xml:space="preserve">The AWS CLI </w:t>
+      </w:r>
+      <w:r>
+        <w:rPr>
+          <w:rFonts w:ascii="Georgia" w:hAnsi="Georgia"/>
+          <w:b/>
+          <w:color w:val="131B1E"/>
+          <w:sz w:val="21"/>
+        </w:rPr>
+        <w:t>does not read `.env`.</w:t>
+      </w:r>
+      <w:r>
+        <w:rPr>
+          <w:rFonts w:ascii="Georgia" w:hAnsi="Georgia"/>
+          <w:color w:val="131B1E"/>
+          <w:sz w:val="21"/>
+        </w:rPr>
+        <w:t xml:space="preserve"> It has its own credential chain — environment variables, then </w:t>
+      </w:r>
+      <w:r>
+        <w:rPr>
+          <w:rFonts w:ascii="Consolas" w:hAnsi="Consolas"/>
+          <w:color w:val="0E5D6E"/>
+          <w:sz w:val="19"/>
+        </w:rPr>
+        <w:t>~/.aws/credentials</w:t>
+      </w:r>
+      <w:r>
+        <w:rPr>
+          <w:rFonts w:ascii="Georgia" w:hAnsi="Georgia"/>
+          <w:color w:val="131B1E"/>
+          <w:sz w:val="21"/>
+        </w:rPr>
+        <w:t xml:space="preserve">, then an instance role — so the project's </w:t>
+      </w:r>
+      <w:r>
+        <w:rPr>
+          <w:rFonts w:ascii="Consolas" w:hAnsi="Consolas"/>
+          <w:color w:val="0E5D6E"/>
+          <w:sz w:val="19"/>
+        </w:rPr>
+        <w:t>.env</w:t>
+      </w:r>
+      <w:r>
+        <w:rPr>
+          <w:rFonts w:ascii="Georgia" w:hAnsi="Georgia"/>
+          <w:color w:val="131B1E"/>
+          <w:sz w:val="21"/>
+        </w:rPr>
+        <w:t xml:space="preserve"> is invisible to it.</w:t>
+      </w:r>
+    </w:p>
+    <w:p>
+      <w:pPr>
+        <w:spacing w:after="180" w:line="300" w:lineRule="auto"/>
+      </w:pPr>
+      <w:r>
+        <w:rPr>
+          <w:rFonts w:ascii="Georgia" w:hAnsi="Georgia"/>
+          <w:color w:val="131B1E"/>
+          <w:sz w:val="21"/>
+        </w:rPr>
+        <w:t xml:space="preserve">More importantly, B2 and B4 need an </w:t>
+      </w:r>
+      <w:r>
+        <w:rPr>
+          <w:rFonts w:ascii="Georgia" w:hAnsi="Georgia"/>
+          <w:b/>
+          <w:color w:val="131B1E"/>
+          <w:sz w:val="21"/>
+        </w:rPr>
+        <w:t>admin</w:t>
+      </w:r>
+      <w:r>
+        <w:rPr>
+          <w:rFonts w:ascii="Georgia" w:hAnsi="Georgia"/>
+          <w:color w:val="131B1E"/>
+          <w:sz w:val="21"/>
+        </w:rPr>
+        <w:t xml:space="preserve"> identity. The project's </w:t>
+      </w:r>
+      <w:r>
+        <w:rPr>
+          <w:rFonts w:ascii="Consolas" w:hAnsi="Consolas"/>
+          <w:color w:val="0E5D6E"/>
+          <w:sz w:val="19"/>
+        </w:rPr>
+        <w:t>quantitative-pipeline-user</w:t>
+      </w:r>
+      <w:r>
+        <w:rPr>
+          <w:rFonts w:ascii="Georgia" w:hAnsi="Georgia"/>
+          <w:color w:val="131B1E"/>
+          <w:sz w:val="21"/>
+        </w:rPr>
+        <w:t xml:space="preserve"> is deliberately scoped to S3 only and gets </w:t>
+      </w:r>
+      <w:r>
+        <w:rPr>
+          <w:rFonts w:ascii="Consolas" w:hAnsi="Consolas"/>
+          <w:color w:val="0E5D6E"/>
+          <w:sz w:val="19"/>
+        </w:rPr>
+        <w:t>AccessDenied</w:t>
+      </w:r>
+      <w:r>
+        <w:rPr>
+          <w:rFonts w:ascii="Georgia" w:hAnsi="Georgia"/>
+          <w:color w:val="131B1E"/>
+          <w:sz w:val="21"/>
+        </w:rPr>
+        <w:t xml:space="preserve"> on every IAM call. Both scripts now detect this and refuse up front rather than failing halfway through a partial change.</w:t>
+      </w:r>
+    </w:p>
+    <w:tbl>
+      <w:tblPr>
+        <w:tblW w:type="auto" w:w="0"/>
+        <w:jc w:val="left"/>
+        <w:tblLook w:firstColumn="1" w:firstRow="1" w:lastColumn="0" w:lastRow="0" w:noHBand="0" w:noVBand="1" w:val="04A0"/>
+      </w:tblPr>
+      <w:tblGrid>
+        <w:gridCol w:w="9360"/>
+      </w:tblGrid>
+      <w:tr>
+        <w:tc>
+          <w:tcPr>
+            <w:tcW w:type="dxa" w:w="9360"/>
+            <w:shd w:val="clear" w:color="auto" w:fill="F1F4F4"/>
+          </w:tcPr>
+          <w:p>
+            <w:pPr>
+              <w:spacing w:after="0" w:line="240" w:lineRule="auto"/>
+            </w:pPr>
+            <w:r>
+              <w:rPr>
+                <w:rFonts w:ascii="Consolas" w:hAnsi="Consolas"/>
+                <w:color w:val="131B1E"/>
+                <w:sz w:val="16"/>
+              </w:rPr>
+              <w:t>aws configure --profile admin        # admin access key, secret, region</w:t>
+            </w:r>
+          </w:p>
+          <w:p>
+            <w:pPr>
+              <w:spacing w:after="0" w:line="240" w:lineRule="auto"/>
+            </w:pPr>
+            <w:r>
+              <w:rPr>
+                <w:rFonts w:ascii="Consolas" w:hAnsi="Consolas"/>
+                <w:color w:val="131B1E"/>
+                <w:sz w:val="16"/>
+              </w:rPr>
+              <w:t>unset AWS_ACCESS_KEY_ID AWS_SECRET_ACCESS_KEY</w:t>
+            </w:r>
+          </w:p>
+          <w:p>
+            <w:pPr>
+              <w:spacing w:after="0" w:line="240" w:lineRule="auto"/>
+            </w:pPr>
+            <w:r>
+              <w:rPr>
+                <w:rFonts w:ascii="Consolas" w:hAnsi="Consolas"/>
+                <w:color w:val="131B1E"/>
+                <w:sz w:val="16"/>
+              </w:rPr>
+              <w:t>export AWS_PROFILE=admin</w:t>
+            </w:r>
+          </w:p>
+          <w:p>
+            <w:pPr>
+              <w:spacing w:after="0" w:line="240" w:lineRule="auto"/>
+            </w:pPr>
+            <w:r>
+              <w:rPr>
+                <w:rFonts w:ascii="Consolas" w:hAnsi="Consolas"/>
+                <w:color w:val="131B1E"/>
+                <w:sz w:val="16"/>
+              </w:rPr>
+              <w:t>aws sts get-caller-identity          # confirm it is NOT the pipeline user</w:t>
+            </w:r>
+          </w:p>
+        </w:tc>
+      </w:tr>
+    </w:tbl>
+    <w:p>
+      <w:pPr>
+        <w:spacing w:after="120"/>
+      </w:pPr>
+    </w:p>
+    <w:p>
+      <w:pPr>
+        <w:spacing w:after="180" w:line="300" w:lineRule="auto"/>
+      </w:pPr>
+      <w:r>
+        <w:rPr>
+          <w:rFonts w:ascii="Georgia" w:hAnsi="Georgia"/>
+          <w:color w:val="131B1E"/>
+          <w:sz w:val="21"/>
+        </w:rPr>
+        <w:t xml:space="preserve">The </w:t>
+      </w:r>
+      <w:r>
+        <w:rPr>
+          <w:rFonts w:ascii="Consolas" w:hAnsi="Consolas"/>
+          <w:color w:val="0E5D6E"/>
+          <w:sz w:val="19"/>
+        </w:rPr>
+        <w:t>unset</w:t>
+      </w:r>
+      <w:r>
+        <w:rPr>
+          <w:rFonts w:ascii="Georgia" w:hAnsi="Georgia"/>
+          <w:color w:val="131B1E"/>
+          <w:sz w:val="21"/>
+        </w:rPr>
+        <w:t xml:space="preserve"> matters: </w:t>
+      </w:r>
+      <w:r>
+        <w:rPr>
+          <w:rFonts w:ascii="Georgia" w:hAnsi="Georgia"/>
+          <w:b/>
+          <w:color w:val="131B1E"/>
+          <w:sz w:val="21"/>
+        </w:rPr>
+        <w:t>environment variables beat `AWS_PROFILE`</w:t>
+      </w:r>
+      <w:r>
+        <w:rPr>
+          <w:rFonts w:ascii="Georgia" w:hAnsi="Georgia"/>
+          <w:color w:val="131B1E"/>
+          <w:sz w:val="21"/>
+        </w:rPr>
+        <w:t>, so leftover pipeline keys would silently override the profile.</w:t>
+      </w:r>
+    </w:p>
+    <w:p>
+      <w:pPr>
+        <w:spacing w:after="180" w:line="300" w:lineRule="auto"/>
+      </w:pPr>
+      <w:r>
+        <w:rPr>
+          <w:rFonts w:ascii="Georgia" w:hAnsi="Georgia"/>
+          <w:color w:val="131B1E"/>
+          <w:sz w:val="21"/>
+        </w:rPr>
+        <w:t>Verify, then continue:</w:t>
+      </w:r>
+    </w:p>
+    <w:tbl>
+      <w:tblPr>
+        <w:tblW w:type="auto" w:w="0"/>
+        <w:jc w:val="left"/>
+        <w:tblLook w:firstColumn="1" w:firstRow="1" w:lastColumn="0" w:lastRow="0" w:noHBand="0" w:noVBand="1" w:val="04A0"/>
+      </w:tblPr>
+      <w:tblGrid>
+        <w:gridCol w:w="9360"/>
+      </w:tblGrid>
+      <w:tr>
+        <w:tc>
+          <w:tcPr>
+            <w:tcW w:type="dxa" w:w="9360"/>
+            <w:shd w:val="clear" w:color="auto" w:fill="F1F4F4"/>
+          </w:tcPr>
+          <w:p>
+            <w:pPr>
+              <w:spacing w:after="0" w:line="240" w:lineRule="auto"/>
+            </w:pPr>
+            <w:r>
+              <w:rPr>
+                <w:rFonts w:ascii="Consolas" w:hAnsi="Consolas"/>
+                <w:color w:val="131B1E"/>
+                <w:sz w:val="16"/>
+              </w:rPr>
+              <w:t>aws iam list-roles --max-items 1 &gt;/dev/null &amp;&amp; echo "admin OK"</w:t>
+            </w:r>
+          </w:p>
+        </w:tc>
+      </w:tr>
+    </w:tbl>
+    <w:p>
+      <w:pPr>
+        <w:spacing w:after="120"/>
+      </w:pPr>
+    </w:p>
+    <w:p>
+      <w:pPr>
+        <w:keepNext/>
+        <w:spacing w:before="400" w:after="120"/>
+      </w:pPr>
+      <w:r>
+        <w:rPr>
+          <w:rFonts w:ascii="Segoe UI" w:hAnsi="Segoe UI"/>
+          <w:b/>
+          <w:color w:val="131B1E"/>
+          <w:sz w:val="25"/>
+        </w:rPr>
+        <w:t>B1. A native Docker engine</w:t>
+      </w:r>
+    </w:p>
+    <w:p>
+      <w:pPr>
+        <w:spacing w:after="180" w:line="300" w:lineRule="auto"/>
+      </w:pPr>
+      <w:r>
+        <w:rPr>
+          <w:rFonts w:ascii="Georgia" w:hAnsi="Georgia"/>
+          <w:color w:val="131B1E"/>
+          <w:sz w:val="21"/>
+        </w:rPr>
+        <w:t xml:space="preserve">Independent of the AWS chain. Currently </w:t>
+      </w:r>
+      <w:r>
+        <w:rPr>
+          <w:rFonts w:ascii="Consolas" w:hAnsi="Consolas"/>
+          <w:color w:val="0E5D6E"/>
+          <w:sz w:val="19"/>
+        </w:rPr>
+        <w:t>/usr/bin/docker</w:t>
+      </w:r>
+      <w:r>
+        <w:rPr>
+          <w:rFonts w:ascii="Georgia" w:hAnsi="Georgia"/>
+          <w:color w:val="131B1E"/>
+          <w:sz w:val="21"/>
+        </w:rPr>
+        <w:t xml:space="preserve"> is a symlink into </w:t>
+      </w:r>
+      <w:r>
+        <w:rPr>
+          <w:rFonts w:ascii="Consolas" w:hAnsi="Consolas"/>
+          <w:color w:val="0E5D6E"/>
+          <w:sz w:val="19"/>
+        </w:rPr>
+        <w:t>/mnt/wsl/docker-desktop/cli-tools/</w:t>
+      </w:r>
+      <w:r>
+        <w:rPr>
+          <w:rFonts w:ascii="Georgia" w:hAnsi="Georgia"/>
+          <w:color w:val="131B1E"/>
+          <w:sz w:val="21"/>
+        </w:rPr>
+        <w:t xml:space="preserve">, so the CLI </w:t>
+      </w:r>
+      <w:r>
+        <w:rPr>
+          <w:rFonts w:ascii="Georgia" w:hAnsi="Georgia"/>
+          <w:i/>
+          <w:color w:val="131B1E"/>
+          <w:sz w:val="21"/>
+        </w:rPr>
+        <w:t>disappears</w:t>
+      </w:r>
+      <w:r>
+        <w:rPr>
+          <w:rFonts w:ascii="Georgia" w:hAnsi="Georgia"/>
+          <w:color w:val="131B1E"/>
+          <w:sz w:val="21"/>
+        </w:rPr>
+        <w:t xml:space="preserve"> when Desktop stops rather than failing to connect.</w:t>
+      </w:r>
+    </w:p>
+    <w:p>
+      <w:pPr>
+        <w:pStyle w:val="ListNumber"/>
+        <w:spacing w:after="100" w:line="288" w:lineRule="auto"/>
+      </w:pPr>
+      <w:r>
+        <w:rPr>
+          <w:rFonts w:ascii="Georgia" w:hAnsi="Georgia"/>
+          <w:color w:val="131B1E"/>
+          <w:sz w:val="21"/>
+        </w:rPr>
+        <w:t xml:space="preserve">Docker Desktop → Settings → Resources → WSL Integration → </w:t>
+      </w:r>
+      <w:r>
+        <w:rPr>
+          <w:rFonts w:ascii="Georgia" w:hAnsi="Georgia"/>
+          <w:b/>
+          <w:color w:val="131B1E"/>
+          <w:sz w:val="21"/>
+        </w:rPr>
+        <w:t>turn off</w:t>
+      </w:r>
+      <w:r>
+        <w:rPr>
+          <w:rFonts w:ascii="Georgia" w:hAnsi="Georgia"/>
+          <w:color w:val="131B1E"/>
+          <w:sz w:val="21"/>
+        </w:rPr>
+        <w:t xml:space="preserve"> for this distro. Two engines competing for </w:t>
+      </w:r>
+      <w:r>
+        <w:rPr>
+          <w:rFonts w:ascii="Consolas" w:hAnsi="Consolas"/>
+          <w:color w:val="0E5D6E"/>
+          <w:sz w:val="19"/>
+        </w:rPr>
+        <w:t>/var/run/docker.sock</w:t>
+      </w:r>
+      <w:r>
+        <w:rPr>
+          <w:rFonts w:ascii="Georgia" w:hAnsi="Georgia"/>
+          <w:color w:val="131B1E"/>
+          <w:sz w:val="21"/>
+        </w:rPr>
+        <w:t xml:space="preserve"> is worse than either alone.</w:t>
+      </w:r>
+    </w:p>
+    <w:p>
+      <w:pPr>
+        <w:pStyle w:val="ListNumber"/>
+        <w:spacing w:after="100" w:line="288" w:lineRule="auto"/>
+      </w:pPr>
+      <w:r>
+        <w:rPr>
+          <w:rFonts w:ascii="Consolas" w:hAnsi="Consolas"/>
+          <w:color w:val="0E5D6E"/>
+          <w:sz w:val="19"/>
+        </w:rPr>
+        <w:t>sudo ./infra/host/install-docker-engine.sh</w:t>
+      </w:r>
+    </w:p>
+    <w:p>
+      <w:pPr>
+        <w:pStyle w:val="ListNumber"/>
+        <w:spacing w:after="100" w:line="288" w:lineRule="auto"/>
+      </w:pPr>
+      <w:r>
+        <w:rPr>
+          <w:rFonts w:ascii="Consolas" w:hAnsi="Consolas"/>
+          <w:color w:val="0E5D6E"/>
+          <w:sz w:val="19"/>
+        </w:rPr>
+        <w:t>newgrp docker</w:t>
+      </w:r>
+      <w:r>
+        <w:rPr>
+          <w:rFonts w:ascii="Georgia" w:hAnsi="Georgia"/>
+          <w:color w:val="131B1E"/>
+          <w:sz w:val="21"/>
+        </w:rPr>
+        <w:t xml:space="preserve"> (or </w:t>
+      </w:r>
+      <w:r>
+        <w:rPr>
+          <w:rFonts w:ascii="Consolas" w:hAnsi="Consolas"/>
+          <w:color w:val="0E5D6E"/>
+          <w:sz w:val="19"/>
+        </w:rPr>
+        <w:t>wsl --shutdown</w:t>
+      </w:r>
+      <w:r>
+        <w:rPr>
+          <w:rFonts w:ascii="Georgia" w:hAnsi="Georgia"/>
+          <w:color w:val="131B1E"/>
+          <w:sz w:val="21"/>
+        </w:rPr>
+        <w:t xml:space="preserve"> from PowerShell, then reopen)</w:t>
+      </w:r>
+    </w:p>
+    <w:p>
+      <w:pPr>
+        <w:pStyle w:val="ListNumber"/>
+        <w:spacing w:after="100" w:line="288" w:lineRule="auto"/>
+      </w:pPr>
+      <w:r>
+        <w:rPr>
+          <w:rFonts w:ascii="Consolas" w:hAnsi="Consolas"/>
+          <w:color w:val="0E5D6E"/>
+          <w:sz w:val="19"/>
+        </w:rPr>
+        <w:t>ls -la $(which docker)</w:t>
+      </w:r>
+      <w:r>
+        <w:rPr>
+          <w:rFonts w:ascii="Georgia" w:hAnsi="Georgia"/>
+          <w:color w:val="131B1E"/>
+          <w:sz w:val="21"/>
+        </w:rPr>
+        <w:t xml:space="preserve"> — expect a </w:t>
+      </w:r>
+      <w:r>
+        <w:rPr>
+          <w:rFonts w:ascii="Georgia" w:hAnsi="Georgia"/>
+          <w:b/>
+          <w:color w:val="131B1E"/>
+          <w:sz w:val="21"/>
+        </w:rPr>
+        <w:t>regular file</w:t>
+      </w:r>
+      <w:r>
+        <w:rPr>
+          <w:rFonts w:ascii="Georgia" w:hAnsi="Georgia"/>
+          <w:color w:val="131B1E"/>
+          <w:sz w:val="21"/>
+        </w:rPr>
+        <w:t>, not a symlink.</w:t>
+      </w:r>
+    </w:p>
+    <w:p>
+      <w:pPr>
+        <w:spacing w:after="180" w:line="300" w:lineRule="auto"/>
+      </w:pPr>
+      <w:r>
+        <w:rPr>
+          <w:rFonts w:ascii="Georgia" w:hAnsi="Georgia"/>
+          <w:color w:val="131B1E"/>
+          <w:sz w:val="21"/>
+        </w:rPr>
+        <w:t xml:space="preserve">The script checks systemd is PID 1 first, because </w:t>
+      </w:r>
+      <w:r>
+        <w:rPr>
+          <w:rFonts w:ascii="Consolas" w:hAnsi="Consolas"/>
+          <w:color w:val="0E5D6E"/>
+          <w:sz w:val="19"/>
+        </w:rPr>
+        <w:t>systemctl enable --now docker</w:t>
+      </w:r>
+      <w:r>
+        <w:rPr>
+          <w:rFonts w:ascii="Georgia" w:hAnsi="Georgia"/>
+          <w:color w:val="131B1E"/>
+          <w:sz w:val="21"/>
+        </w:rPr>
+        <w:t xml:space="preserve"> otherwise fails cryptically and aborts mid-install.</w:t>
+      </w:r>
+    </w:p>
+    <w:p>
+      <w:pPr>
+        <w:keepNext/>
+        <w:spacing w:before="400" w:after="120"/>
+      </w:pPr>
+      <w:r>
+        <w:rPr>
+          <w:rFonts w:ascii="Segoe UI" w:hAnsi="Segoe UI"/>
+          <w:b/>
+          <w:color w:val="131B1E"/>
+          <w:sz w:val="25"/>
+        </w:rPr>
+        <w:t>B2. The OIDC role and ECR repository</w:t>
+      </w:r>
+    </w:p>
+    <w:tbl>
+      <w:tblPr>
+        <w:tblW w:type="auto" w:w="0"/>
+        <w:jc w:val="left"/>
+        <w:tblLook w:firstColumn="1" w:firstRow="1" w:lastColumn="0" w:lastRow="0" w:noHBand="0" w:noVBand="1" w:val="04A0"/>
+      </w:tblPr>
+      <w:tblGrid>
+        <w:gridCol w:w="9360"/>
+      </w:tblGrid>
+      <w:tr>
+        <w:tc>
+          <w:tcPr>
+            <w:tcW w:type="dxa" w:w="9360"/>
+            <w:shd w:val="clear" w:color="auto" w:fill="F1F4F4"/>
+          </w:tcPr>
+          <w:p>
+            <w:pPr>
+              <w:spacing w:after="0" w:line="240" w:lineRule="auto"/>
+            </w:pPr>
+            <w:r>
+              <w:rPr>
+                <w:rFonts w:ascii="Consolas" w:hAnsi="Consolas"/>
+                <w:color w:val="131B1E"/>
+                <w:sz w:val="16"/>
+              </w:rPr>
+              <w:t>REPO=sarthak13gupta/epex-price-forecaster ./infra/iam/apply-github-oidc.sh</w:t>
+            </w:r>
+          </w:p>
+        </w:tc>
+      </w:tr>
+    </w:tbl>
+    <w:p>
+      <w:pPr>
+        <w:spacing w:after="120"/>
+      </w:pPr>
+    </w:p>
+    <w:p>
+      <w:pPr>
+        <w:spacing w:after="180" w:line="300" w:lineRule="auto"/>
+      </w:pPr>
+      <w:r>
+        <w:rPr>
+          <w:rFonts w:ascii="Georgia" w:hAnsi="Georgia"/>
+          <w:color w:val="131B1E"/>
+          <w:sz w:val="21"/>
+        </w:rPr>
+        <w:t>Creates the OIDC identity provider, the ECR repository (scan-on-push enabled) and the push role, then prints the three values for B3. Idempotent — re-running updates the policies rather than failing.</w:t>
+      </w:r>
+    </w:p>
+    <w:p>
+      <w:pPr>
+        <w:spacing w:after="180" w:line="300" w:lineRule="auto"/>
+      </w:pPr>
+      <w:r>
+        <w:rPr>
+          <w:rFonts w:ascii="Georgia" w:hAnsi="Georgia"/>
+          <w:color w:val="131B1E"/>
+          <w:sz w:val="21"/>
+        </w:rPr>
+        <w:t xml:space="preserve">The region comes from </w:t>
+      </w:r>
+      <w:r>
+        <w:rPr>
+          <w:rFonts w:ascii="Consolas" w:hAnsi="Consolas"/>
+          <w:color w:val="0E5D6E"/>
+          <w:sz w:val="19"/>
+        </w:rPr>
+        <w:t>.env</w:t>
+      </w:r>
+      <w:r>
+        <w:rPr>
+          <w:rFonts w:ascii="Georgia" w:hAnsi="Georgia"/>
+          <w:color w:val="131B1E"/>
+          <w:sz w:val="21"/>
+        </w:rPr>
+        <w:t xml:space="preserve"> and is </w:t>
+      </w:r>
+      <w:r>
+        <w:rPr>
+          <w:rFonts w:ascii="Georgia" w:hAnsi="Georgia"/>
+          <w:b/>
+          <w:color w:val="131B1E"/>
+          <w:sz w:val="21"/>
+        </w:rPr>
+        <w:t>not</w:t>
+      </w:r>
+      <w:r>
+        <w:rPr>
+          <w:rFonts w:ascii="Georgia" w:hAnsi="Georgia"/>
+          <w:color w:val="131B1E"/>
+          <w:sz w:val="21"/>
+        </w:rPr>
+        <w:t xml:space="preserve"> guessed: creating the ECR repository in the wrong region surfaces much later as an image the instance cannot find.</w:t>
+      </w:r>
+    </w:p>
+    <w:p>
+      <w:pPr>
+        <w:keepNext/>
+        <w:spacing w:before="400" w:after="120"/>
+      </w:pPr>
+      <w:r>
+        <w:rPr>
+          <w:rFonts w:ascii="Segoe UI" w:hAnsi="Segoe UI"/>
+          <w:b/>
+          <w:color w:val="131B1E"/>
+          <w:sz w:val="25"/>
+        </w:rPr>
+        <w:t>B3. Three repository variables</w:t>
+      </w:r>
+    </w:p>
+    <w:p>
+      <w:pPr>
+        <w:spacing w:after="180" w:line="300" w:lineRule="auto"/>
+      </w:pPr>
+      <w:r>
+        <w:rPr>
+          <w:rFonts w:ascii="Georgia" w:hAnsi="Georgia"/>
+          <w:color w:val="131B1E"/>
+          <w:sz w:val="21"/>
+        </w:rPr>
+        <w:t xml:space="preserve">At </w:t>
+      </w:r>
+      <w:r>
+        <w:rPr>
+          <w:rFonts w:ascii="Consolas" w:hAnsi="Consolas"/>
+          <w:color w:val="0E5D6E"/>
+          <w:sz w:val="19"/>
+        </w:rPr>
+        <w:t>https://github.com/sarthak13gupta/epex-price-forecaster/settings/variables/actions</w:t>
+      </w:r>
+      <w:r>
+        <w:rPr>
+          <w:rFonts w:ascii="Georgia" w:hAnsi="Georgia"/>
+          <w:color w:val="131B1E"/>
+          <w:sz w:val="21"/>
+        </w:rPr>
+        <w:t>, using the values B2 printed:</w:t>
+      </w:r>
+    </w:p>
+    <w:tbl>
+      <w:tblPr>
+        <w:tblStyle w:val="TableGrid"/>
+        <w:tblW w:type="auto" w:w="0"/>
+        <w:jc w:val="left"/>
+        <w:tblLayout w:type="autofit"/>
+        <w:tblLook w:firstColumn="1" w:firstRow="1" w:lastColumn="0" w:lastRow="0" w:noHBand="0" w:noVBand="1" w:val="04A0"/>
+      </w:tblPr>
+      <w:tblGrid>
+        <w:gridCol w:w="4680"/>
+        <w:gridCol w:w="4680"/>
+      </w:tblGrid>
+      <w:tr>
+        <w:tc>
+          <w:tcPr>
+            <w:tcW w:type="dxa" w:w="4680"/>
+            <w:shd w:val="clear" w:color="auto" w:fill="E7ECEC"/>
+          </w:tcPr>
+          <w:p>
+            <w:pPr>
+              <w:spacing w:after="40"/>
+            </w:pPr>
+            <w:r>
+              <w:rPr>
+                <w:rFonts w:ascii="Segoe UI" w:hAnsi="Segoe UI"/>
+                <w:b/>
+                <w:color w:val="566A6E"/>
+                <w:sz w:val="17"/>
+              </w:rPr>
+              <w:t>Variable</w:t>
+            </w:r>
+          </w:p>
+        </w:tc>
+        <w:tc>
+          <w:tcPr>
+            <w:tcW w:type="dxa" w:w="4680"/>
+            <w:shd w:val="clear" w:color="auto" w:fill="E7ECEC"/>
+          </w:tcPr>
+          <w:p>
+            <w:pPr>
+              <w:spacing w:after="40"/>
+            </w:pPr>
+            <w:r>
+              <w:rPr>
+                <w:rFonts w:ascii="Segoe UI" w:hAnsi="Segoe UI"/>
+                <w:b/>
+                <w:color w:val="566A6E"/>
+                <w:sz w:val="17"/>
+              </w:rPr>
+              <w:t>Value</w:t>
+            </w:r>
+          </w:p>
+        </w:tc>
+      </w:tr>
+      <w:tr>
+        <w:tc>
+          <w:tcPr>
+            <w:tcW w:type="dxa" w:w="4680"/>
+          </w:tcPr>
+          <w:p>
+            <w:pPr>
+              <w:spacing w:after="40" w:line="264" w:lineRule="auto"/>
+            </w:pPr>
+            <w:r>
+              <w:rPr>
+                <w:rFonts w:ascii="Consolas" w:hAnsi="Consolas"/>
+                <w:color w:val="0E5D6E"/>
+                <w:sz w:val="16"/>
+              </w:rPr>
+              <w:t>AWS_ROLE_ARN</w:t>
+            </w:r>
+          </w:p>
+        </w:tc>
+        <w:tc>
+          <w:tcPr>
+            <w:tcW w:type="dxa" w:w="4680"/>
+          </w:tcPr>
+          <w:p>
+            <w:pPr>
+              <w:spacing w:after="40" w:line="264" w:lineRule="auto"/>
+            </w:pPr>
+            <w:r>
+              <w:rPr>
+                <w:rFonts w:ascii="Consolas" w:hAnsi="Consolas"/>
+                <w:color w:val="0E5D6E"/>
+                <w:sz w:val="16"/>
+              </w:rPr>
+              <w:t>arn:aws:iam::&lt;account&gt;:role/github-actions-ecr-push</w:t>
+            </w:r>
+          </w:p>
+        </w:tc>
+      </w:tr>
+      <w:tr>
+        <w:tc>
+          <w:tcPr>
+            <w:tcW w:type="dxa" w:w="4680"/>
+          </w:tcPr>
+          <w:p>
+            <w:pPr>
+              <w:spacing w:after="40" w:line="264" w:lineRule="auto"/>
+            </w:pPr>
+            <w:r>
+              <w:rPr>
+                <w:rFonts w:ascii="Consolas" w:hAnsi="Consolas"/>
+                <w:color w:val="0E5D6E"/>
+                <w:sz w:val="16"/>
+              </w:rPr>
+              <w:t>AWS_REGION</w:t>
+            </w:r>
+          </w:p>
+        </w:tc>
+        <w:tc>
+          <w:tcPr>
+            <w:tcW w:type="dxa" w:w="4680"/>
+          </w:tcPr>
+          <w:p>
+            <w:pPr>
+              <w:spacing w:after="40" w:line="264" w:lineRule="auto"/>
+            </w:pPr>
+            <w:r>
+              <w:rPr>
+                <w:rFonts w:ascii="Georgia" w:hAnsi="Georgia"/>
+                <w:color w:val="131B1E"/>
+                <w:sz w:val="18"/>
+              </w:rPr>
+              <w:t>your region</w:t>
+            </w:r>
+          </w:p>
+        </w:tc>
+      </w:tr>
+      <w:tr>
+        <w:tc>
+          <w:tcPr>
+            <w:tcW w:type="dxa" w:w="4680"/>
+          </w:tcPr>
+          <w:p>
+            <w:pPr>
+              <w:spacing w:after="40" w:line="264" w:lineRule="auto"/>
+            </w:pPr>
+            <w:r>
+              <w:rPr>
+                <w:rFonts w:ascii="Consolas" w:hAnsi="Consolas"/>
+                <w:color w:val="0E5D6E"/>
+                <w:sz w:val="16"/>
+              </w:rPr>
+              <w:t>ECR_REPOSITORY</w:t>
+            </w:r>
+          </w:p>
+        </w:tc>
+        <w:tc>
+          <w:tcPr>
+            <w:tcW w:type="dxa" w:w="4680"/>
+          </w:tcPr>
+          <w:p>
+            <w:pPr>
+              <w:spacing w:after="40" w:line="264" w:lineRule="auto"/>
+            </w:pPr>
+            <w:r>
+              <w:rPr>
+                <w:rFonts w:ascii="Consolas" w:hAnsi="Consolas"/>
+                <w:color w:val="0E5D6E"/>
+                <w:sz w:val="16"/>
+              </w:rPr>
+              <w:t>epex-forecaster</w:t>
+            </w:r>
+          </w:p>
+        </w:tc>
+      </w:tr>
+    </w:tbl>
+    <w:p>
+      <w:pPr>
+        <w:spacing w:after="120"/>
+      </w:pPr>
+    </w:p>
+    <w:p>
+      <w:pPr>
+        <w:spacing w:after="180" w:line="300" w:lineRule="auto"/>
+      </w:pPr>
+      <w:r>
+        <w:rPr>
+          <w:rFonts w:ascii="Georgia" w:hAnsi="Georgia"/>
+          <w:b/>
+          <w:color w:val="131B1E"/>
+          <w:sz w:val="21"/>
+        </w:rPr>
+        <w:t>Variables, not secrets</w:t>
+      </w:r>
+      <w:r>
+        <w:rPr>
+          <w:rFonts w:ascii="Georgia" w:hAnsi="Georgia"/>
+          <w:color w:val="131B1E"/>
+          <w:sz w:val="21"/>
+        </w:rPr>
+        <w:t xml:space="preserve"> — a role ARN is not a credential, and keeping it visible makes the wiring auditable. Until all three exist, </w:t>
+      </w:r>
+      <w:r>
+        <w:rPr>
+          <w:rFonts w:ascii="Consolas" w:hAnsi="Consolas"/>
+          <w:color w:val="0E5D6E"/>
+          <w:sz w:val="19"/>
+        </w:rPr>
+        <w:t>publish.yml</w:t>
+      </w:r>
+      <w:r>
+        <w:rPr>
+          <w:rFonts w:ascii="Georgia" w:hAnsi="Georgia"/>
+          <w:color w:val="131B1E"/>
+          <w:sz w:val="21"/>
+        </w:rPr>
+        <w:t xml:space="preserve"> skips with an explanation instead of failing.</w:t>
+      </w:r>
+    </w:p>
+    <w:p>
+      <w:pPr>
+        <w:spacing w:after="180" w:line="300" w:lineRule="auto"/>
+      </w:pPr>
+      <w:r>
+        <w:rPr>
+          <w:rFonts w:ascii="Georgia" w:hAnsi="Georgia"/>
+          <w:color w:val="131B1E"/>
+          <w:sz w:val="21"/>
+        </w:rPr>
+        <w:t>Then publish:</w:t>
+      </w:r>
+    </w:p>
+    <w:tbl>
+      <w:tblPr>
+        <w:tblW w:type="auto" w:w="0"/>
+        <w:jc w:val="left"/>
+        <w:tblLook w:firstColumn="1" w:firstRow="1" w:lastColumn="0" w:lastRow="0" w:noHBand="0" w:noVBand="1" w:val="04A0"/>
+      </w:tblPr>
+      <w:tblGrid>
+        <w:gridCol w:w="9360"/>
+      </w:tblGrid>
+      <w:tr>
+        <w:tc>
+          <w:tcPr>
+            <w:tcW w:type="dxa" w:w="9360"/>
+            <w:shd w:val="clear" w:color="auto" w:fill="F1F4F4"/>
+          </w:tcPr>
+          <w:p>
+            <w:pPr>
+              <w:spacing w:after="0" w:line="240" w:lineRule="auto"/>
+            </w:pPr>
+            <w:r>
+              <w:rPr>
+                <w:rFonts w:ascii="Consolas" w:hAnsi="Consolas"/>
+                <w:color w:val="131B1E"/>
+                <w:sz w:val="16"/>
+              </w:rPr>
+              <w:t>git tag v0.1.0 &amp;&amp; git push origin v0.1.0</w:t>
+            </w:r>
+          </w:p>
+        </w:tc>
+      </w:tr>
+    </w:tbl>
+    <w:p>
+      <w:pPr>
+        <w:spacing w:after="120"/>
+      </w:pPr>
+    </w:p>
+    <w:p>
+      <w:pPr>
+        <w:keepNext/>
+        <w:spacing w:before="400" w:after="120"/>
+      </w:pPr>
+      <w:r>
+        <w:rPr>
+          <w:rFonts w:ascii="Segoe UI" w:hAnsi="Segoe UI"/>
+          <w:b/>
+          <w:color w:val="131B1E"/>
+          <w:sz w:val="25"/>
+        </w:rPr>
+        <w:t>B4. The EC2 instance role</w:t>
+      </w:r>
+    </w:p>
+    <w:tbl>
+      <w:tblPr>
+        <w:tblW w:type="auto" w:w="0"/>
+        <w:jc w:val="left"/>
+        <w:tblLook w:firstColumn="1" w:firstRow="1" w:lastColumn="0" w:lastRow="0" w:noHBand="0" w:noVBand="1" w:val="04A0"/>
+      </w:tblPr>
+      <w:tblGrid>
+        <w:gridCol w:w="9360"/>
+      </w:tblGrid>
+      <w:tr>
+        <w:tc>
+          <w:tcPr>
+            <w:tcW w:type="dxa" w:w="9360"/>
+            <w:shd w:val="clear" w:color="auto" w:fill="F1F4F4"/>
+          </w:tcPr>
+          <w:p>
+            <w:pPr>
+              <w:spacing w:after="0" w:line="240" w:lineRule="auto"/>
+            </w:pPr>
+            <w:r>
+              <w:rPr>
+                <w:rFonts w:ascii="Consolas" w:hAnsi="Consolas"/>
+                <w:color w:val="131B1E"/>
+                <w:sz w:val="16"/>
+              </w:rPr>
+              <w:t>POLICY=inference-only ./infra/iam/apply.sh</w:t>
+            </w:r>
+          </w:p>
+        </w:tc>
+      </w:tr>
+    </w:tbl>
+    <w:p>
+      <w:pPr>
+        <w:spacing w:after="120"/>
+      </w:pPr>
+    </w:p>
+    <w:p>
+      <w:pPr>
+        <w:spacing w:after="180" w:line="300" w:lineRule="auto"/>
+      </w:pPr>
+      <w:r>
+        <w:rPr>
+          <w:rFonts w:ascii="Consolas" w:hAnsi="Consolas"/>
+          <w:color w:val="0E5D6E"/>
+          <w:sz w:val="19"/>
+        </w:rPr>
+        <w:t>inference-only</w:t>
+      </w:r>
+      <w:r>
+        <w:rPr>
+          <w:rFonts w:ascii="Georgia" w:hAnsi="Georgia"/>
+          <w:color w:val="131B1E"/>
+          <w:sz w:val="21"/>
+        </w:rPr>
+        <w:t xml:space="preserve"> reads the model artifact and writes forecasts, nothing else. </w:t>
+      </w:r>
+      <w:r>
+        <w:rPr>
+          <w:rFonts w:ascii="Consolas" w:hAnsi="Consolas"/>
+          <w:color w:val="0E5D6E"/>
+          <w:sz w:val="19"/>
+        </w:rPr>
+        <w:t>POLICY=forecaster</w:t>
+      </w:r>
+      <w:r>
+        <w:rPr>
+          <w:rFonts w:ascii="Georgia" w:hAnsi="Georgia"/>
+          <w:color w:val="131B1E"/>
+          <w:sz w:val="21"/>
+        </w:rPr>
+        <w:t xml:space="preserve"> grants the full pipeline; use it only when training moves onto the instance.</w:t>
+      </w:r>
+    </w:p>
+    <w:p>
+      <w:pPr>
+        <w:spacing w:after="180" w:line="300" w:lineRule="auto"/>
+      </w:pPr>
+      <w:r>
+        <w:rPr>
+          <w:rFonts w:ascii="Georgia" w:hAnsi="Georgia"/>
+          <w:color w:val="131B1E"/>
+          <w:sz w:val="21"/>
+        </w:rPr>
+        <w:t xml:space="preserve">Attach </w:t>
+      </w:r>
+      <w:r>
+        <w:rPr>
+          <w:rFonts w:ascii="Consolas" w:hAnsi="Consolas"/>
+          <w:color w:val="0E5D6E"/>
+          <w:sz w:val="19"/>
+        </w:rPr>
+        <w:t>epex-forecaster-ec2-profile</w:t>
+      </w:r>
+      <w:r>
+        <w:rPr>
+          <w:rFonts w:ascii="Georgia" w:hAnsi="Georgia"/>
+          <w:color w:val="131B1E"/>
+          <w:sz w:val="21"/>
+        </w:rPr>
+        <w:t xml:space="preserve"> </w:t>
+      </w:r>
+      <w:r>
+        <w:rPr>
+          <w:rFonts w:ascii="Georgia" w:hAnsi="Georgia"/>
+          <w:b/>
+          <w:color w:val="131B1E"/>
+          <w:sz w:val="21"/>
+        </w:rPr>
+        <w:t>at instance launch</w:t>
+      </w:r>
+      <w:r>
+        <w:rPr>
+          <w:rFonts w:ascii="Georgia" w:hAnsi="Georgia"/>
+          <w:color w:val="131B1E"/>
+          <w:sz w:val="21"/>
+        </w:rPr>
+        <w:t xml:space="preserve"> — attaching later works, but the running container caches the credential chain result.</w:t>
       </w:r>
     </w:p>
     <w:p>
